--- a/dissertation-docx/lampiran/lampD.docx
+++ b/dissertation-docx/lampiran/lampD.docx
@@ -15,7 +15,7 @@
         <w:pStyle w:val="Paragraf"/>
       </w:pPr>
     </w:p>
-    <w:bookmarkStart w:id="41" w:name="lamp:klasifikasi_industri"/>
+    <w:bookmarkStart w:id="42" w:name="lamp:klasifikasi_industri"/>
     <w:p>
       <w:pPr>
         <w:pStyle w:val="Lampiran"/>
@@ -399,13 +399,1218 @@
       </w:pPr>
     </w:p>
     <w:bookmarkEnd w:id="35"/>
-    <w:bookmarkStart w:id="37" w:name="lamp:skf_skema"/>
+    <w:bookmarkStart w:id="36" w:name="lamp:skf_praproses"/>
     <w:p>
       <w:pPr>
         <w:pStyle w:val="Lampiransub1"/>
       </w:pPr>
       <w:r>
         <w:t xml:space="preserve">D.2 </w:t>
+      </w:r>
+      <w:r>
+        <w:rPr>
+          <w:color w:val="0000FF"/>
+        </w:rPr>
+        <w:t xml:space="preserve">Praproses</w:t>
+      </w:r>
+      <w:r>
+        <w:rPr>
+          <w:color w:val="0000FF"/>
+        </w:rPr>
+        <w:t xml:space="preserve"> </w:t>
+      </w:r>
+      <w:r>
+        <w:rPr>
+          <w:color w:val="0000FF"/>
+        </w:rPr>
+        <w:t xml:space="preserve">Data</w:t>
+      </w:r>
+      <w:r>
+        <w:rPr>
+          <w:color w:val="0000FF"/>
+        </w:rPr>
+        <w:t xml:space="preserve"> </w:t>
+      </w:r>
+      <w:r>
+        <w:rPr>
+          <w:color w:val="0000FF"/>
+        </w:rPr>
+        <w:t xml:space="preserve">Sensor</w:t>
+      </w:r>
+      <w:r>
+        <w:rPr>
+          <w:color w:val="0000FF"/>
+        </w:rPr>
+        <w:t xml:space="preserve"> </w:t>
+      </w:r>
+      <w:r>
+        <w:rPr>
+          <w:color w:val="0000FF"/>
+        </w:rPr>
+        <w:t xml:space="preserve">PT SKF</w:t>
+      </w:r>
+    </w:p>
+    <w:p>
+      <w:pPr>
+        <w:pStyle w:val="Paragraf"/>
+      </w:pPr>
+    </w:p>
+    <w:p>
+      <w:pPr>
+        <w:pStyle w:val="Paragraf"/>
+      </w:pPr>
+      <w:r>
+        <w:rPr>
+          <w:color w:val="0000FF"/>
+        </w:rPr>
+        <w:t xml:space="preserve">Data</w:t>
+      </w:r>
+      <w:r>
+        <w:rPr>
+          <w:color w:val="0000FF"/>
+        </w:rPr>
+        <w:t xml:space="preserve"> </w:t>
+      </w:r>
+      <w:r>
+        <w:rPr>
+          <w:color w:val="0000FF"/>
+        </w:rPr>
+        <w:t xml:space="preserve">sensor</w:t>
+      </w:r>
+      <w:r>
+        <w:rPr>
+          <w:color w:val="0000FF"/>
+        </w:rPr>
+        <w:t xml:space="preserve"> </w:t>
+      </w:r>
+      <w:r>
+        <w:rPr>
+          <w:color w:val="0000FF"/>
+        </w:rPr>
+        <w:t xml:space="preserve">yang</w:t>
+      </w:r>
+      <w:r>
+        <w:rPr>
+          <w:color w:val="0000FF"/>
+        </w:rPr>
+        <w:t xml:space="preserve"> </w:t>
+      </w:r>
+      <w:r>
+        <w:rPr>
+          <w:color w:val="0000FF"/>
+        </w:rPr>
+        <w:t xml:space="preserve">diperoleh</w:t>
+      </w:r>
+      <w:r>
+        <w:rPr>
+          <w:color w:val="0000FF"/>
+        </w:rPr>
+        <w:t xml:space="preserve"> </w:t>
+      </w:r>
+      <w:r>
+        <w:rPr>
+          <w:color w:val="0000FF"/>
+        </w:rPr>
+        <w:t xml:space="preserve">dari</w:t>
+      </w:r>
+      <w:r>
+        <w:rPr>
+          <w:color w:val="0000FF"/>
+        </w:rPr>
+        <w:t xml:space="preserve"> </w:t>
+      </w:r>
+      <w:r>
+        <w:rPr>
+          <w:color w:val="0000FF"/>
+        </w:rPr>
+        <w:t xml:space="preserve">platform</w:t>
+      </w:r>
+      <w:r>
+        <w:rPr>
+          <w:color w:val="0000FF"/>
+        </w:rPr>
+        <w:t xml:space="preserve"> </w:t>
+      </w:r>
+      <w:r>
+        <w:rPr>
+          <w:color w:val="0000FF"/>
+        </w:rPr>
+        <w:t xml:space="preserve">AWS</w:t>
+      </w:r>
+      <w:r>
+        <w:rPr>
+          <w:color w:val="0000FF"/>
+        </w:rPr>
+        <w:t xml:space="preserve"> </w:t>
+      </w:r>
+      <w:r>
+        <w:rPr>
+          <w:color w:val="0000FF"/>
+        </w:rPr>
+        <w:t xml:space="preserve">Cloud</w:t>
+      </w:r>
+      <w:r>
+        <w:rPr>
+          <w:color w:val="0000FF"/>
+        </w:rPr>
+        <w:t xml:space="preserve"> </w:t>
+      </w:r>
+      <w:r>
+        <w:rPr>
+          <w:color w:val="0000FF"/>
+        </w:rPr>
+        <w:t xml:space="preserve">melalui</w:t>
+      </w:r>
+      <w:r>
+        <w:rPr>
+          <w:color w:val="0000FF"/>
+        </w:rPr>
+        <w:t xml:space="preserve"> </w:t>
+      </w:r>
+      <w:r>
+        <w:rPr>
+          <w:color w:val="0000FF"/>
+        </w:rPr>
+        <w:t xml:space="preserve">unit</w:t>
+      </w:r>
+      <w:r>
+        <w:rPr>
+          <w:color w:val="0000FF"/>
+        </w:rPr>
+        <w:t xml:space="preserve"> </w:t>
+      </w:r>
+      <w:r>
+        <w:rPr>
+          <w:color w:val="0000FF"/>
+        </w:rPr>
+        <w:t xml:space="preserve">akuisisi</w:t>
+      </w:r>
+      <w:r>
+        <w:rPr>
+          <w:color w:val="0000FF"/>
+        </w:rPr>
+        <w:t xml:space="preserve"> </w:t>
+      </w:r>
+      <w:r>
+        <w:rPr>
+          <w:color w:val="0000FF"/>
+        </w:rPr>
+        <w:t xml:space="preserve">SKF IMx-8</w:t>
+      </w:r>
+      <w:r>
+        <w:rPr>
+          <w:color w:val="0000FF"/>
+        </w:rPr>
+        <w:t xml:space="preserve"> </w:t>
+      </w:r>
+      <w:r>
+        <w:rPr>
+          <w:color w:val="0000FF"/>
+        </w:rPr>
+        <w:t xml:space="preserve">tidak</w:t>
+      </w:r>
+      <w:r>
+        <w:rPr>
+          <w:color w:val="0000FF"/>
+        </w:rPr>
+        <w:t xml:space="preserve"> </w:t>
+      </w:r>
+      <w:r>
+        <w:rPr>
+          <w:color w:val="0000FF"/>
+        </w:rPr>
+        <w:t xml:space="preserve">dapat</w:t>
+      </w:r>
+      <w:r>
+        <w:rPr>
+          <w:color w:val="0000FF"/>
+        </w:rPr>
+        <w:t xml:space="preserve"> </w:t>
+      </w:r>
+      <w:r>
+        <w:rPr>
+          <w:color w:val="0000FF"/>
+        </w:rPr>
+        <w:t xml:space="preserve">langsung</w:t>
+      </w:r>
+      <w:r>
+        <w:rPr>
+          <w:color w:val="0000FF"/>
+        </w:rPr>
+        <w:t xml:space="preserve"> </w:t>
+      </w:r>
+      <w:r>
+        <w:rPr>
+          <w:color w:val="0000FF"/>
+        </w:rPr>
+        <w:t xml:space="preserve">digunakan</w:t>
+      </w:r>
+      <w:r>
+        <w:rPr>
+          <w:color w:val="0000FF"/>
+        </w:rPr>
+        <w:t xml:space="preserve"> </w:t>
+      </w:r>
+      <w:r>
+        <w:rPr>
+          <w:color w:val="0000FF"/>
+        </w:rPr>
+        <w:t xml:space="preserve">sebagai</w:t>
+      </w:r>
+      <w:r>
+        <w:rPr>
+          <w:color w:val="0000FF"/>
+        </w:rPr>
+        <w:t xml:space="preserve"> </w:t>
+      </w:r>
+      <w:r>
+        <w:rPr>
+          <w:color w:val="0000FF"/>
+        </w:rPr>
+        <w:t xml:space="preserve">input</w:t>
+      </w:r>
+      <w:r>
+        <w:rPr>
+          <w:color w:val="0000FF"/>
+        </w:rPr>
+        <w:t xml:space="preserve"> </w:t>
+      </w:r>
+      <w:r>
+        <w:rPr>
+          <w:color w:val="0000FF"/>
+        </w:rPr>
+        <w:t xml:space="preserve">model</w:t>
+      </w:r>
+      <w:r>
+        <w:rPr>
+          <w:color w:val="0000FF"/>
+        </w:rPr>
+        <w:t xml:space="preserve"> </w:t>
+      </w:r>
+      <w:r>
+        <w:rPr>
+          <w:color w:val="0000FF"/>
+        </w:rPr>
+        <w:t xml:space="preserve">tanpa</w:t>
+      </w:r>
+      <w:r>
+        <w:rPr>
+          <w:color w:val="0000FF"/>
+        </w:rPr>
+        <w:t xml:space="preserve"> </w:t>
+      </w:r>
+      <w:r>
+        <w:rPr>
+          <w:color w:val="0000FF"/>
+        </w:rPr>
+        <w:t xml:space="preserve">melewati</w:t>
+      </w:r>
+      <w:r>
+        <w:rPr>
+          <w:color w:val="0000FF"/>
+        </w:rPr>
+        <w:t xml:space="preserve"> </w:t>
+      </w:r>
+      <w:r>
+        <w:rPr>
+          <w:color w:val="0000FF"/>
+        </w:rPr>
+        <w:t xml:space="preserve">tahap</w:t>
+      </w:r>
+      <w:r>
+        <w:rPr>
+          <w:color w:val="0000FF"/>
+        </w:rPr>
+        <w:t xml:space="preserve"> </w:t>
+      </w:r>
+      <w:r>
+        <w:rPr>
+          <w:color w:val="0000FF"/>
+        </w:rPr>
+        <w:t xml:space="preserve">praproses.</w:t>
+      </w:r>
+      <w:r>
+        <w:rPr>
+          <w:color w:val="0000FF"/>
+        </w:rPr>
+        <w:t xml:space="preserve"> </w:t>
+      </w:r>
+      <w:r>
+        <w:rPr>
+          <w:color w:val="0000FF"/>
+        </w:rPr>
+        <w:t xml:space="preserve">Alur</w:t>
+      </w:r>
+      <w:r>
+        <w:rPr>
+          <w:color w:val="0000FF"/>
+        </w:rPr>
+        <w:t xml:space="preserve"> </w:t>
+      </w:r>
+      <w:r>
+        <w:rPr>
+          <w:color w:val="0000FF"/>
+        </w:rPr>
+        <w:t xml:space="preserve">praproses</w:t>
+      </w:r>
+      <w:r>
+        <w:rPr>
+          <w:color w:val="0000FF"/>
+        </w:rPr>
+        <w:t xml:space="preserve"> </w:t>
+      </w:r>
+      <w:r>
+        <w:rPr>
+          <w:color w:val="0000FF"/>
+        </w:rPr>
+        <w:t xml:space="preserve">data</w:t>
+      </w:r>
+      <w:r>
+        <w:rPr>
+          <w:color w:val="0000FF"/>
+        </w:rPr>
+        <w:t xml:space="preserve"> </w:t>
+      </w:r>
+      <w:r>
+        <w:rPr>
+          <w:color w:val="0000FF"/>
+        </w:rPr>
+        <w:t xml:space="preserve">sensor</w:t>
+      </w:r>
+      <w:r>
+        <w:rPr>
+          <w:color w:val="0000FF"/>
+        </w:rPr>
+        <w:t xml:space="preserve"> </w:t>
+      </w:r>
+      <w:r>
+        <w:rPr>
+          <w:color w:val="0000FF"/>
+        </w:rPr>
+        <w:t xml:space="preserve">PT SKF</w:t>
+      </w:r>
+      <w:r>
+        <w:rPr>
+          <w:color w:val="0000FF"/>
+        </w:rPr>
+        <w:t xml:space="preserve"> </w:t>
+      </w:r>
+      <w:r>
+        <w:rPr>
+          <w:color w:val="0000FF"/>
+        </w:rPr>
+        <w:t xml:space="preserve">Indonesia</w:t>
+      </w:r>
+      <w:r>
+        <w:rPr>
+          <w:color w:val="0000FF"/>
+        </w:rPr>
+        <w:t xml:space="preserve"> </w:t>
+      </w:r>
+      <w:r>
+        <w:rPr>
+          <w:color w:val="0000FF"/>
+        </w:rPr>
+        <w:t xml:space="preserve">terdiri</w:t>
+      </w:r>
+      <w:r>
+        <w:rPr>
+          <w:color w:val="0000FF"/>
+        </w:rPr>
+        <w:t xml:space="preserve"> </w:t>
+      </w:r>
+      <w:r>
+        <w:rPr>
+          <w:color w:val="0000FF"/>
+        </w:rPr>
+        <w:t xml:space="preserve">atas</w:t>
+      </w:r>
+      <w:r>
+        <w:rPr>
+          <w:color w:val="0000FF"/>
+        </w:rPr>
+        <w:t xml:space="preserve"> </w:t>
+      </w:r>
+      <w:r>
+        <w:rPr>
+          <w:color w:val="0000FF"/>
+        </w:rPr>
+        <w:t xml:space="preserve">langkah-langkah</w:t>
+      </w:r>
+      <w:r>
+        <w:rPr>
+          <w:color w:val="0000FF"/>
+        </w:rPr>
+        <w:t xml:space="preserve"> </w:t>
+      </w:r>
+      <w:r>
+        <w:rPr>
+          <w:color w:val="0000FF"/>
+        </w:rPr>
+        <w:t xml:space="preserve">berikut.</w:t>
+      </w:r>
+    </w:p>
+    <w:p>
+      <w:pPr>
+        <w:pStyle w:val="Paragraf"/>
+      </w:pPr>
+    </w:p>
+    <w:p>
+      <w:pPr>
+        <w:pStyle w:val="Paragraf"/>
+        <w:numPr>
+          <w:ilvl w:val="0"/>
+          <w:numId w:val="1001"/>
+        </w:numPr>
+      </w:pPr>
+      <w:r>
+        <w:rPr>
+          <w:b/>
+          <w:bCs/>
+        </w:rPr>
+        <w:t xml:space="preserve">Ekspor dan pembacaan data.</w:t>
+      </w:r>
+      <w:r>
+        <w:t xml:space="preserve"> </w:t>
+      </w:r>
+      <w:r>
+        <w:t xml:space="preserve">Rekaman sinyal getaran dan data</w:t>
+      </w:r>
+      <w:r>
+        <w:t xml:space="preserve"> </w:t>
+      </w:r>
+      <w:r>
+        <w:t xml:space="preserve">kualitas produk diekspor dari platform AWS Cloud dalam format XLSX,</w:t>
+      </w:r>
+      <w:r>
+        <w:t xml:space="preserve"> </w:t>
+      </w:r>
+      <w:r>
+        <w:t xml:space="preserve">kemudian dibaca ke dalam</w:t>
+      </w:r>
+      <w:r>
+        <w:t xml:space="preserve"> </w:t>
+      </w:r>
+      <w:r>
+        <w:rPr>
+          <w:i/>
+          <w:iCs/>
+        </w:rPr>
+        <w:t xml:space="preserve">workstation</w:t>
+      </w:r>
+      <w:r>
+        <w:t xml:space="preserve"> </w:t>
+      </w:r>
+      <w:r>
+        <w:t xml:space="preserve">menggunakan</w:t>
+      </w:r>
+      <w:r>
+        <w:t xml:space="preserve"> </w:t>
+      </w:r>
+      <w:r>
+        <w:rPr>
+          <w:i/>
+          <w:iCs/>
+        </w:rPr>
+        <w:t xml:space="preserve">library</w:t>
+      </w:r>
+      <w:r>
+        <w:t xml:space="preserve"> </w:t>
+      </w:r>
+      <w:r>
+        <w:t xml:space="preserve">pandas Python.</w:t>
+      </w:r>
+    </w:p>
+    <w:p>
+      <w:pPr>
+        <w:pStyle w:val="Paragraf"/>
+      </w:pPr>
+    </w:p>
+    <w:p>
+      <w:pPr>
+        <w:pStyle w:val="Paragraf"/>
+        <w:numPr>
+          <w:ilvl w:val="0"/>
+          <w:numId w:val="1001"/>
+        </w:numPr>
+      </w:pPr>
+      <w:r>
+        <w:rPr>
+          <w:b/>
+          <w:bCs/>
+        </w:rPr>
+        <w:t xml:space="preserve">Sinkronisasi sinyal getaran dan data kualitas.</w:t>
+      </w:r>
+      <w:r>
+        <w:t xml:space="preserve"> </w:t>
+      </w:r>
+      <w:r>
+        <w:t xml:space="preserve">Rekaman</w:t>
+      </w:r>
+      <w:r>
+        <w:t xml:space="preserve"> </w:t>
+      </w:r>
+      <w:r>
+        <w:t xml:space="preserve">spindel dari akselerometer (OR1 dan OR2) diselaraskan secara temporal</w:t>
+      </w:r>
+      <w:r>
+        <w:t xml:space="preserve"> </w:t>
+      </w:r>
+      <w:r>
+        <w:t xml:space="preserve">dengan hasil pengukuran dari dua stasiun pemeriksaan akhir lini:</w:t>
+      </w:r>
+      <w:r>
+        <w:t xml:space="preserve"> </w:t>
+      </w:r>
+      <w:r>
+        <w:t xml:space="preserve">stasiun</w:t>
+      </w:r>
+      <w:r>
+        <w:t xml:space="preserve"> </w:t>
+      </w:r>
+      <w:r>
+        <w:rPr>
+          <w:i/>
+          <w:iCs/>
+        </w:rPr>
+        <w:t xml:space="preserve">Vibration Checking</w:t>
+      </w:r>
+      <w:r>
+        <w:t xml:space="preserve"> </w:t>
+      </w:r>
+      <w:r>
+        <w:t xml:space="preserve">(VC) dan stasiun</w:t>
+      </w:r>
+      <w:r>
+        <w:t xml:space="preserve"> </w:t>
+      </w:r>
+      <w:r>
+        <w:rPr>
+          <w:i/>
+          <w:iCs/>
+        </w:rPr>
+        <w:t xml:space="preserve">Radial</w:t>
+      </w:r>
+      <w:r>
+        <w:rPr>
+          <w:i/>
+          <w:iCs/>
+        </w:rPr>
+        <w:t xml:space="preserve"> </w:t>
+      </w:r>
+      <w:r>
+        <w:rPr>
+          <w:i/>
+          <w:iCs/>
+        </w:rPr>
+        <w:t xml:space="preserve">Clearance Checking</w:t>
+      </w:r>
+      <w:r>
+        <w:t xml:space="preserve"> </w:t>
+      </w:r>
+      <w:r>
+        <w:t xml:space="preserve">(RCC). Sinkronisasi dilakukan berdasarkan</w:t>
+      </w:r>
+      <w:r>
+        <w:t xml:space="preserve"> </w:t>
+      </w:r>
+      <w:r>
+        <w:rPr>
+          <w:i/>
+          <w:iCs/>
+        </w:rPr>
+        <w:t xml:space="preserve">timestamp</w:t>
+      </w:r>
+      <w:r>
+        <w:t xml:space="preserve"> </w:t>
+      </w:r>
+      <w:r>
+        <w:t xml:space="preserve">rekaman dan nomor lot produksi.</w:t>
+      </w:r>
+    </w:p>
+    <w:p>
+      <w:pPr>
+        <w:pStyle w:val="Paragraf"/>
+      </w:pPr>
+    </w:p>
+    <w:p>
+      <w:pPr>
+        <w:pStyle w:val="Paragraf"/>
+        <w:numPr>
+          <w:ilvl w:val="0"/>
+          <w:numId w:val="1001"/>
+        </w:numPr>
+      </w:pPr>
+      <w:r>
+        <w:rPr>
+          <w:b/>
+          <w:bCs/>
+        </w:rPr>
+        <w:t xml:space="preserve">Pembersihan data.</w:t>
+      </w:r>
+      <w:r>
+        <w:t xml:space="preserve"> </w:t>
+      </w:r>
+      <w:r>
+        <w:t xml:space="preserve">Rekaman dengan nilai yang hilang akibat</w:t>
+      </w:r>
+      <w:r>
+        <w:t xml:space="preserve"> </w:t>
+      </w:r>
+      <w:r>
+        <w:t xml:space="preserve">gangguan transmisi OPC-UA atau kegagalan sensor diinterpolasi secara</w:t>
+      </w:r>
+      <w:r>
+        <w:t xml:space="preserve"> </w:t>
+      </w:r>
+      <w:r>
+        <w:t xml:space="preserve">linier jika jurang celah data tidak melebihi 5 titik berurutan; bila</w:t>
+      </w:r>
+      <w:r>
+        <w:t xml:space="preserve"> </w:t>
+      </w:r>
+      <w:r>
+        <w:t xml:space="preserve">melebihi ambang tersebut, rekaman dibuang dari analisis.</w:t>
+      </w:r>
+      <w:r>
+        <w:t xml:space="preserve"> </w:t>
+      </w:r>
+      <w:r>
+        <w:t xml:space="preserve">Duplikat</w:t>
+      </w:r>
+      <w:r>
+        <w:t xml:space="preserve"> </w:t>
+      </w:r>
+      <w:r>
+        <w:rPr>
+          <w:i/>
+          <w:iCs/>
+        </w:rPr>
+        <w:t xml:space="preserve">timestamp</w:t>
+      </w:r>
+      <w:r>
+        <w:t xml:space="preserve"> </w:t>
+      </w:r>
+      <w:r>
+        <w:t xml:space="preserve">dihapus dengan mempertahankan entri pertama.</w:t>
+      </w:r>
+    </w:p>
+    <w:p>
+      <w:pPr>
+        <w:pStyle w:val="Paragraf"/>
+      </w:pPr>
+    </w:p>
+    <w:p>
+      <w:pPr>
+        <w:pStyle w:val="Paragraf"/>
+        <w:numPr>
+          <w:ilvl w:val="0"/>
+          <w:numId w:val="1001"/>
+        </w:numPr>
+      </w:pPr>
+      <w:r>
+        <w:rPr>
+          <w:b/>
+          <w:bCs/>
+        </w:rPr>
+        <w:t xml:space="preserve">Penskalaan fitur.</w:t>
+      </w:r>
+      <w:r>
+        <w:t xml:space="preserve"> </w:t>
+      </w:r>
+      <w:r>
+        <w:t xml:space="preserve">Vektor HI 18-D yang diekstraksi dari</w:t>
+      </w:r>
+      <w:r>
+        <w:t xml:space="preserve"> </w:t>
+      </w:r>
+      <w:r>
+        <w:t xml:space="preserve">setiap rekaman spindel (sembilan fitur</w:t>
+      </w:r>
+      <w:r>
+        <w:t xml:space="preserve"> </w:t>
+      </w:r>
+      <w:r>
+        <w:rPr>
+          <w:i/>
+          <w:iCs/>
+        </w:rPr>
+        <w:t xml:space="preserve">time-domain</w:t>
+      </w:r>
+      <w:r>
+        <w:t xml:space="preserve"> </w:t>
+      </w:r>
+      <w:r>
+        <w:t xml:space="preserve">dan</w:t>
+      </w:r>
+      <w:r>
+        <w:t xml:space="preserve"> </w:t>
+      </w:r>
+      <w:r>
+        <w:t xml:space="preserve">sembilan fitur</w:t>
+      </w:r>
+      <w:r>
+        <w:t xml:space="preserve"> </w:t>
+      </w:r>
+      <w:r>
+        <w:rPr>
+          <w:i/>
+          <w:iCs/>
+        </w:rPr>
+        <w:t xml:space="preserve">frequency-domain</w:t>
+      </w:r>
+      <w:r>
+        <w:t xml:space="preserve">, identik dengan definisi pada</w:t>
+      </w:r>
+      <w:r>
+        <w:t xml:space="preserve"> </w:t>
+      </w:r>
+      <w:r>
+        <w:t xml:space="preserve">Bab III Subbab III.2.3) dinormalisasi menggunakan parameter</w:t>
+      </w:r>
+      <w:r>
+        <w:t xml:space="preserve"> </w:t>
+      </w:r>
+      <w:r>
+        <w:t xml:space="preserve">Z-score yang diperoleh dari</w:t>
+      </w:r>
+      <w:r>
+        <w:t xml:space="preserve"> </w:t>
+      </w:r>
+      <w:r>
+        <w:rPr>
+          <w:i/>
+          <w:iCs/>
+        </w:rPr>
+        <w:t xml:space="preserve">fit</w:t>
+      </w:r>
+      <w:r>
+        <w:t xml:space="preserve"> </w:t>
+      </w:r>
+      <w:r>
+        <w:t xml:space="preserve">pada set pelatihan CWRU.</w:t>
+      </w:r>
+      <w:r>
+        <w:t xml:space="preserve"> </w:t>
+      </w:r>
+      <w:r>
+        <w:t xml:space="preserve">Pendekatan ini memungkinkan inferensi lintas dataset tanpa pelatihan</w:t>
+      </w:r>
+      <w:r>
+        <w:t xml:space="preserve"> </w:t>
+      </w:r>
+      <w:r>
+        <w:t xml:space="preserve">ulang model.</w:t>
+      </w:r>
+    </w:p>
+    <w:p>
+      <w:pPr>
+        <w:pStyle w:val="Paragraf"/>
+      </w:pPr>
+    </w:p>
+    <w:p>
+      <w:pPr>
+        <w:pStyle w:val="Paragraf"/>
+        <w:numPr>
+          <w:ilvl w:val="0"/>
+          <w:numId w:val="1001"/>
+        </w:numPr>
+      </w:pPr>
+      <w:r>
+        <w:rPr>
+          <w:b/>
+          <w:bCs/>
+        </w:rPr>
+        <w:t xml:space="preserve">Pelabelan kondisi.</w:t>
+      </w:r>
+      <w:r>
+        <w:t xml:space="preserve"> </w:t>
+      </w:r>
+      <w:r>
+        <w:t xml:space="preserve">Setiap rekaman yang lolos pembersihan</w:t>
+      </w:r>
+      <w:r>
+        <w:t xml:space="preserve"> </w:t>
+      </w:r>
+      <w:r>
+        <w:t xml:space="preserve">diberi label kondisi (normal, peringatan, atau kritis) berdasarkan</w:t>
+      </w:r>
+      <w:r>
+        <w:t xml:space="preserve"> </w:t>
+      </w:r>
+      <w:r>
+        <w:t xml:space="preserve">anotasi dari tim PdM PT SKF Indonesia. Karena volume data yang</w:t>
+      </w:r>
+      <w:r>
+        <w:t xml:space="preserve"> </w:t>
+      </w:r>
+      <w:r>
+        <w:t xml:space="preserve">tersedia tidak mencukupi untuk split pelatihan/uji yang independen,</w:t>
+      </w:r>
+      <w:r>
+        <w:t xml:space="preserve"> </w:t>
+      </w:r>
+      <w:r>
+        <w:t xml:space="preserve">label ini hanya digunakan sebagai referensi</w:t>
+      </w:r>
+      <w:r>
+        <w:t xml:space="preserve"> </w:t>
+      </w:r>
+      <w:r>
+        <w:rPr>
+          <w:i/>
+          <w:iCs/>
+        </w:rPr>
+        <w:t xml:space="preserve">sanity check</w:t>
+      </w:r>
+      <w:r>
+        <w:t xml:space="preserve"> </w:t>
+      </w:r>
+      <w:r>
+        <w:t xml:space="preserve">kualitatif pada tahap inferensi.</w:t>
+      </w:r>
+    </w:p>
+    <w:p>
+      <w:pPr>
+        <w:pStyle w:val="Paragraf"/>
+      </w:pPr>
+    </w:p>
+    <w:p>
+      <w:pPr>
+        <w:pStyle w:val="Paragraf"/>
+      </w:pPr>
+      <w:r>
+        <w:rPr>
+          <w:color w:val="0000FF"/>
+        </w:rPr>
+        <w:t xml:space="preserve">Alur</w:t>
+      </w:r>
+      <w:r>
+        <w:rPr>
+          <w:color w:val="0000FF"/>
+        </w:rPr>
+        <w:t xml:space="preserve"> </w:t>
+      </w:r>
+      <w:r>
+        <w:rPr>
+          <w:color w:val="0000FF"/>
+        </w:rPr>
+        <w:t xml:space="preserve">praproses</w:t>
+      </w:r>
+      <w:r>
+        <w:rPr>
+          <w:color w:val="0000FF"/>
+        </w:rPr>
+        <w:t xml:space="preserve"> </w:t>
+      </w:r>
+      <w:r>
+        <w:rPr>
+          <w:color w:val="0000FF"/>
+        </w:rPr>
+        <w:t xml:space="preserve">di</w:t>
+      </w:r>
+      <w:r>
+        <w:rPr>
+          <w:color w:val="0000FF"/>
+        </w:rPr>
+        <w:t xml:space="preserve"> </w:t>
+      </w:r>
+      <w:r>
+        <w:rPr>
+          <w:color w:val="0000FF"/>
+        </w:rPr>
+        <w:t xml:space="preserve">atas</w:t>
+      </w:r>
+      <w:r>
+        <w:rPr>
+          <w:color w:val="0000FF"/>
+        </w:rPr>
+        <w:t xml:space="preserve"> </w:t>
+      </w:r>
+      <w:r>
+        <w:rPr>
+          <w:color w:val="0000FF"/>
+        </w:rPr>
+        <w:t xml:space="preserve">mengikuti</w:t>
+      </w:r>
+      <w:r>
+        <w:rPr>
+          <w:color w:val="0000FF"/>
+        </w:rPr>
+        <w:t xml:space="preserve"> </w:t>
+      </w:r>
+      <w:r>
+        <w:rPr>
+          <w:color w:val="0000FF"/>
+        </w:rPr>
+        <w:t xml:space="preserve">kerangka</w:t>
+      </w:r>
+      <w:r>
+        <w:rPr>
+          <w:color w:val="0000FF"/>
+        </w:rPr>
+        <w:t xml:space="preserve"> </w:t>
+      </w:r>
+      <w:r>
+        <w:rPr>
+          <w:color w:val="0000FF"/>
+        </w:rPr>
+        <w:t xml:space="preserve">tujuh</w:t>
+      </w:r>
+      <w:r>
+        <w:rPr>
+          <w:color w:val="0000FF"/>
+        </w:rPr>
+        <w:t xml:space="preserve"> </w:t>
+      </w:r>
+      <w:r>
+        <w:rPr>
+          <w:color w:val="0000FF"/>
+        </w:rPr>
+        <w:t xml:space="preserve">tahapan</w:t>
+      </w:r>
+      <w:r>
+        <w:rPr>
+          <w:color w:val="0000FF"/>
+        </w:rPr>
+        <w:t xml:space="preserve"> </w:t>
+      </w:r>
+      <w:r>
+        <w:rPr>
+          <w:color w:val="0000FF"/>
+        </w:rPr>
+        <w:t xml:space="preserve">yang</w:t>
+      </w:r>
+      <w:r>
+        <w:rPr>
+          <w:color w:val="0000FF"/>
+        </w:rPr>
+        <w:t xml:space="preserve"> </w:t>
+      </w:r>
+      <w:r>
+        <w:rPr>
+          <w:color w:val="0000FF"/>
+        </w:rPr>
+        <w:t xml:space="preserve">diuraikan</w:t>
+      </w:r>
+      <w:r>
+        <w:rPr>
+          <w:color w:val="0000FF"/>
+        </w:rPr>
+        <w:t xml:space="preserve"> </w:t>
+      </w:r>
+      <w:r>
+        <w:rPr>
+          <w:color w:val="0000FF"/>
+        </w:rPr>
+        <w:t xml:space="preserve">pada</w:t>
+      </w:r>
+      <w:r>
+        <w:rPr>
+          <w:color w:val="0000FF"/>
+        </w:rPr>
+        <w:t xml:space="preserve"> </w:t>
+      </w:r>
+      <w:r>
+        <w:rPr>
+          <w:color w:val="0000FF"/>
+        </w:rPr>
+        <w:t xml:space="preserve">Bab III</w:t>
+      </w:r>
+      <w:r>
+        <w:rPr>
+          <w:color w:val="0000FF"/>
+        </w:rPr>
+        <w:t xml:space="preserve"> </w:t>
+      </w:r>
+      <w:r>
+        <w:rPr>
+          <w:color w:val="0000FF"/>
+        </w:rPr>
+        <w:t xml:space="preserve">Subbab III.2.5,</w:t>
+      </w:r>
+      <w:r>
+        <w:rPr>
+          <w:color w:val="0000FF"/>
+        </w:rPr>
+        <w:t xml:space="preserve"> </w:t>
+      </w:r>
+      <w:r>
+        <w:rPr>
+          <w:color w:val="0000FF"/>
+        </w:rPr>
+        <w:t xml:space="preserve">dengan</w:t>
+      </w:r>
+      <w:r>
+        <w:rPr>
+          <w:color w:val="0000FF"/>
+        </w:rPr>
+        <w:t xml:space="preserve"> </w:t>
+      </w:r>
+      <w:r>
+        <w:rPr>
+          <w:color w:val="0000FF"/>
+        </w:rPr>
+        <w:t xml:space="preserve">penyesuaian</w:t>
+      </w:r>
+      <w:r>
+        <w:rPr>
+          <w:color w:val="0000FF"/>
+        </w:rPr>
+        <w:t xml:space="preserve"> </w:t>
+      </w:r>
+      <w:r>
+        <w:rPr>
+          <w:color w:val="0000FF"/>
+        </w:rPr>
+        <w:t xml:space="preserve">pada</w:t>
+      </w:r>
+      <w:r>
+        <w:rPr>
+          <w:color w:val="0000FF"/>
+        </w:rPr>
+        <w:t xml:space="preserve"> </w:t>
+      </w:r>
+      <w:r>
+        <w:rPr>
+          <w:color w:val="0000FF"/>
+        </w:rPr>
+        <w:t xml:space="preserve">langkah</w:t>
+      </w:r>
+      <w:r>
+        <w:rPr>
+          <w:color w:val="0000FF"/>
+        </w:rPr>
+        <w:t xml:space="preserve"> </w:t>
+      </w:r>
+      <w:r>
+        <w:rPr>
+          <w:color w:val="0000FF"/>
+        </w:rPr>
+        <w:t xml:space="preserve">sinkronisasi</w:t>
+      </w:r>
+      <w:r>
+        <w:rPr>
+          <w:color w:val="0000FF"/>
+        </w:rPr>
+        <w:t xml:space="preserve"> </w:t>
+      </w:r>
+      <w:r>
+        <w:rPr>
+          <w:color w:val="0000FF"/>
+        </w:rPr>
+        <w:t xml:space="preserve">VC/RCC</w:t>
+      </w:r>
+      <w:r>
+        <w:rPr>
+          <w:color w:val="0000FF"/>
+        </w:rPr>
+        <w:t xml:space="preserve"> </w:t>
+      </w:r>
+      <w:r>
+        <w:rPr>
+          <w:color w:val="0000FF"/>
+        </w:rPr>
+        <w:t xml:space="preserve">yang</w:t>
+      </w:r>
+      <w:r>
+        <w:rPr>
+          <w:color w:val="0000FF"/>
+        </w:rPr>
+        <w:t xml:space="preserve"> </w:t>
+      </w:r>
+      <w:r>
+        <w:rPr>
+          <w:color w:val="0000FF"/>
+        </w:rPr>
+        <w:t xml:space="preserve">spesifik</w:t>
+      </w:r>
+      <w:r>
+        <w:rPr>
+          <w:color w:val="0000FF"/>
+        </w:rPr>
+        <w:t xml:space="preserve"> </w:t>
+      </w:r>
+      <w:r>
+        <w:rPr>
+          <w:color w:val="0000FF"/>
+        </w:rPr>
+        <w:t xml:space="preserve">untuk</w:t>
+      </w:r>
+      <w:r>
+        <w:rPr>
+          <w:color w:val="0000FF"/>
+        </w:rPr>
+        <w:t xml:space="preserve"> </w:t>
+      </w:r>
+      <w:r>
+        <w:rPr>
+          <w:color w:val="0000FF"/>
+        </w:rPr>
+        <w:t xml:space="preserve">konfigurasi</w:t>
+      </w:r>
+      <w:r>
+        <w:rPr>
+          <w:color w:val="0000FF"/>
+        </w:rPr>
+        <w:t xml:space="preserve"> </w:t>
+      </w:r>
+      <w:r>
+        <w:rPr>
+          <w:color w:val="0000FF"/>
+        </w:rPr>
+        <w:t xml:space="preserve">lini</w:t>
+      </w:r>
+      <w:r>
+        <w:rPr>
+          <w:color w:val="0000FF"/>
+        </w:rPr>
+        <w:t xml:space="preserve"> </w:t>
+      </w:r>
+      <w:r>
+        <w:rPr>
+          <w:color w:val="0000FF"/>
+        </w:rPr>
+        <w:t xml:space="preserve">produksi</w:t>
+      </w:r>
+      <w:r>
+        <w:rPr>
+          <w:color w:val="0000FF"/>
+        </w:rPr>
+        <w:t xml:space="preserve"> </w:t>
+      </w:r>
+      <w:r>
+        <w:rPr>
+          <w:color w:val="0000FF"/>
+        </w:rPr>
+        <w:t xml:space="preserve">PT SKF</w:t>
+      </w:r>
+      <w:r>
+        <w:rPr>
+          <w:color w:val="0000FF"/>
+        </w:rPr>
+        <w:t xml:space="preserve"> </w:t>
+      </w:r>
+      <w:r>
+        <w:rPr>
+          <w:color w:val="0000FF"/>
+        </w:rPr>
+        <w:t xml:space="preserve">Indonesia.</w:t>
+      </w:r>
+    </w:p>
+    <w:p>
+      <w:pPr>
+        <w:pStyle w:val="Paragraf"/>
+      </w:pPr>
+    </w:p>
+    <w:bookmarkEnd w:id="36"/>
+    <w:bookmarkStart w:id="38" w:name="lamp:skf_skema"/>
+    <w:p>
+      <w:pPr>
+        <w:pStyle w:val="Lampiransub1"/>
+      </w:pPr>
+      <w:r>
+        <w:t xml:space="preserve">D.3 </w:t>
       </w:r>
       <w:r>
         <w:t xml:space="preserve">Skema Pengujian Eksternal: Inferensi dengan Model CWRU</w:t>
@@ -709,7 +1914,7 @@
         <w:pStyle w:val="Paragraf"/>
       </w:pPr>
     </w:p>
-    <w:bookmarkStart w:id="36" w:name="fig:lampD_skema_inferensi"/>
+    <w:bookmarkStart w:id="37" w:name="fig:lampD_skema_inferensi"/>
     <w:tbl>
       <w:tblPr>
         <w:tblStyle w:val="FigureTable"/>
@@ -728,6 +1933,7 @@
           </w:tcPr>
           <w:p>
             <w:pPr>
+              <w:pStyle w:val="Paragraf"/>
               <w:jc w:val="center"/>
             </w:pPr>
             <w:r>
@@ -864,7 +2070,7 @@
       <w:r>
         <w:t xml:space="preserve">Gambar </w:t>
       </w:r>
-      <w:bookmarkStart w:id="42" w:name="fig_lampD_skema_inferensi"/>
+      <w:bookmarkStart w:id="43" w:name="fig_lampD_skema_inferensi"/>
       <w:r>
         <w:t xml:space="preserve">D.</w:t>
       </w:r>
@@ -873,7 +2079,7 @@
           <w:t xml:space="preserve">1</w:t>
         </w:r>
       </w:fldSimple>
-      <w:bookmarkEnd w:id="42"/>
+      <w:bookmarkEnd w:id="43"/>
       <w:r>
         <w:t xml:space="preserve"> </w:t>
       </w:r>
@@ -920,15 +2126,15 @@
         <w:pStyle w:val="Paragraf"/>
       </w:pPr>
     </w:p>
-    <w:bookmarkEnd w:id="36"/>
     <w:bookmarkEnd w:id="37"/>
-    <w:bookmarkStart w:id="38" w:name="lamp:skf_temuan"/>
+    <w:bookmarkEnd w:id="38"/>
+    <w:bookmarkStart w:id="39" w:name="lamp:skf_temuan"/>
     <w:p>
       <w:pPr>
         <w:pStyle w:val="Lampiransub1"/>
       </w:pPr>
       <w:r>
-        <w:t xml:space="preserve">D.3 </w:t>
+        <w:t xml:space="preserve">D.4 </w:t>
       </w:r>
       <w:r>
         <w:t xml:space="preserve">Temuan Kualitatif</w:t>
@@ -1088,14 +2294,14 @@
         <w:pStyle w:val="Paragraf"/>
       </w:pPr>
     </w:p>
-    <w:bookmarkEnd w:id="38"/>
-    <w:bookmarkStart w:id="40" w:name="lamp:skf_roadmap"/>
+    <w:bookmarkEnd w:id="39"/>
+    <w:bookmarkStart w:id="41" w:name="lamp:skf_roadmap"/>
     <w:p>
       <w:pPr>
         <w:pStyle w:val="Lampiransub1"/>
       </w:pPr>
       <w:r>
-        <w:t xml:space="preserve">D.4 </w:t>
+        <w:t xml:space="preserve">D.5 </w:t>
       </w:r>
       <w:r>
         <w:t xml:space="preserve">Peta Jalan Pengumpulan Data dan Integrasi Multi-Modal</w:t>
@@ -1410,7 +2616,7 @@
         <w:pStyle w:val="Paragraf"/>
       </w:pPr>
     </w:p>
-    <w:bookmarkStart w:id="39" w:name="tab:lampD_roadmap"/>
+    <w:bookmarkStart w:id="40" w:name="tab:lampD_roadmap"/>
     <w:p>
       <w:pPr>
         <w:pStyle w:val="judulTabel"/>
@@ -1418,7 +2624,7 @@
       <w:r>
         <w:t xml:space="preserve">Tabel </w:t>
       </w:r>
-      <w:bookmarkStart w:id="43" w:name="tab_lampD_roadmap"/>
+      <w:bookmarkStart w:id="44" w:name="tab_lampD_roadmap"/>
       <w:r>
         <w:t xml:space="preserve">D.</w:t>
       </w:r>
@@ -1427,7 +2633,7 @@
           <w:t xml:space="preserve">1</w:t>
         </w:r>
       </w:fldSimple>
-      <w:bookmarkEnd w:id="43"/>
+      <w:bookmarkEnd w:id="44"/>
       <w:r>
         <w:t xml:space="preserve"> </w:t>
       </w:r>
@@ -1843,9 +3049,9 @@
         </w:tc>
       </w:tr>
     </w:tbl>
-    <w:bookmarkEnd w:id="39"/>
     <w:bookmarkEnd w:id="40"/>
     <w:bookmarkEnd w:id="41"/>
+    <w:bookmarkEnd w:id="42"/>
     <w:sectPr>
       <w:footerReference r:id="rId9" w:type="default"/>
       <w:footerReference r:id="rId10" w:type="first"/>
@@ -3387,6 +4593,91 @@
       </w:pPr>
     </w:lvl>
   </w:abstractNum>
+  <w:abstractNum w:abstractNumId="99201">
+    <w:nsid w:val="00A99201"/>
+    <w:multiLevelType w:val="multilevel"/>
+    <w:lvl w:ilvl="0">
+      <w:start w:val="1"/>
+      <w:numFmt w:val="decimal"/>
+      <w:lvlText w:val="%1."/>
+      <w:lvlJc w:val="left"/>
+      <w:pPr>
+        <w:ind w:left="720" w:hanging="360"/>
+      </w:pPr>
+    </w:lvl>
+    <w:lvl w:ilvl="1">
+      <w:start w:val="1"/>
+      <w:numFmt w:val="lowerLetter"/>
+      <w:lvlText w:val="%2."/>
+      <w:lvlJc w:val="left"/>
+      <w:pPr>
+        <w:ind w:left="1440" w:hanging="360"/>
+      </w:pPr>
+    </w:lvl>
+    <w:lvl w:ilvl="2">
+      <w:start w:val="1"/>
+      <w:numFmt w:val="lowerRoman"/>
+      <w:lvlText w:val="%3."/>
+      <w:lvlJc w:val="left"/>
+      <w:pPr>
+        <w:ind w:left="2160" w:hanging="360"/>
+      </w:pPr>
+    </w:lvl>
+    <w:lvl w:ilvl="3">
+      <w:start w:val="1"/>
+      <w:numFmt w:val="decimal"/>
+      <w:lvlText w:val="%4."/>
+      <w:lvlJc w:val="left"/>
+      <w:pPr>
+        <w:ind w:left="2880" w:hanging="360"/>
+      </w:pPr>
+    </w:lvl>
+    <w:lvl w:ilvl="4">
+      <w:start w:val="1"/>
+      <w:numFmt w:val="lowerLetter"/>
+      <w:lvlText w:val="%5."/>
+      <w:lvlJc w:val="left"/>
+      <w:pPr>
+        <w:ind w:left="3600" w:hanging="360"/>
+      </w:pPr>
+    </w:lvl>
+    <w:lvl w:ilvl="5">
+      <w:start w:val="1"/>
+      <w:numFmt w:val="lowerRoman"/>
+      <w:lvlText w:val="%6."/>
+      <w:lvlJc w:val="left"/>
+      <w:pPr>
+        <w:ind w:left="4320" w:hanging="360"/>
+      </w:pPr>
+    </w:lvl>
+    <w:lvl w:ilvl="6">
+      <w:start w:val="1"/>
+      <w:numFmt w:val="decimal"/>
+      <w:lvlText w:val="%7."/>
+      <w:lvlJc w:val="left"/>
+      <w:pPr>
+        <w:ind w:left="5040" w:hanging="360"/>
+      </w:pPr>
+    </w:lvl>
+    <w:lvl w:ilvl="7">
+      <w:start w:val="1"/>
+      <w:numFmt w:val="lowerLetter"/>
+      <w:lvlText w:val="%8."/>
+      <w:lvlJc w:val="left"/>
+      <w:pPr>
+        <w:ind w:left="5760" w:hanging="360"/>
+      </w:pPr>
+    </w:lvl>
+    <w:lvl w:ilvl="8">
+      <w:start w:val="1"/>
+      <w:numFmt w:val="lowerRoman"/>
+      <w:lvlText w:val="%9."/>
+      <w:lvlJc w:val="left"/>
+      <w:pPr>
+        <w:ind w:left="6480" w:hanging="360"/>
+      </w:pPr>
+    </w:lvl>
+  </w:abstractNum>
   <w:num w:numId="1">
     <w:abstractNumId w:val="0"/>
   </w:num>
@@ -3455,6 +4746,36 @@
   </w:num>
   <w:num w:numId="1000">
     <w:abstractNumId w:val="990"/>
+  </w:num>
+  <w:num w:numId="1001">
+    <w:abstractNumId w:val="99201"/>
+    <w:lvlOverride w:ilvl="0">
+      <w:startOverride w:val="1"/>
+    </w:lvlOverride>
+    <w:lvlOverride w:ilvl="1">
+      <w:startOverride w:val="1"/>
+    </w:lvlOverride>
+    <w:lvlOverride w:ilvl="2">
+      <w:startOverride w:val="1"/>
+    </w:lvlOverride>
+    <w:lvlOverride w:ilvl="3">
+      <w:startOverride w:val="1"/>
+    </w:lvlOverride>
+    <w:lvlOverride w:ilvl="4">
+      <w:startOverride w:val="1"/>
+    </w:lvlOverride>
+    <w:lvlOverride w:ilvl="5">
+      <w:startOverride w:val="1"/>
+    </w:lvlOverride>
+    <w:lvlOverride w:ilvl="6">
+      <w:startOverride w:val="1"/>
+    </w:lvlOverride>
+    <w:lvlOverride w:ilvl="7">
+      <w:startOverride w:val="1"/>
+    </w:lvlOverride>
+    <w:lvlOverride w:ilvl="8">
+      <w:startOverride w:val="1"/>
+    </w:lvlOverride>
   </w:num>
 </w:numbering>
 </file>
@@ -5591,6 +6912,9 @@
     <w:pPr>
       <w:wordWrap w:val="off"/>
     </w:pPr>
+    <w:rPr>
+      <w:rFonts w:ascii="Courier New" w:hAnsi="Courier New"/>
+    </w:rPr>
   </w:style>
   <w:style w:type="character" w:customStyle="1" w:styleId="KeywordTok">
     <w:name w:val="KeywordTok"/>
@@ -5840,6 +7164,15 @@
     <w:rPr>
       <w:rFonts w:ascii="Times New Roman" w:hAnsi="Times New Roman"/>
       <w:sz w:val="24"/>
+    </w:rPr>
+  </w:style>
+  <w:style w:type="character" w:customStyle="1" w:styleId="VerbatimChar">
+    <w:name w:val="Verbatim Char"/>
+    <w:basedOn w:val="DefaultParagraphFont"/>
+    <w:rPr>
+      <w:rFonts w:ascii="Courier New" w:hAnsi="Courier New"/>
+      <w:sz w:val="22"/>
+      <w:szCs w:val="22"/>
     </w:rPr>
   </w:style>
 </w:styles>

--- a/dissertation-docx/lampiran/lampD.docx
+++ b/dissertation-docx/lampiran/lampD.docx
@@ -408,46 +408,7 @@
         <w:t xml:space="preserve">D.2 </w:t>
       </w:r>
       <w:r>
-        <w:rPr>
-          <w:color w:val="0000FF"/>
-        </w:rPr>
-        <w:t xml:space="preserve">Praproses</w:t>
-      </w:r>
-      <w:r>
-        <w:rPr>
-          <w:color w:val="0000FF"/>
-        </w:rPr>
-        <w:t xml:space="preserve"> </w:t>
-      </w:r>
-      <w:r>
-        <w:rPr>
-          <w:color w:val="0000FF"/>
-        </w:rPr>
-        <w:t xml:space="preserve">Data</w:t>
-      </w:r>
-      <w:r>
-        <w:rPr>
-          <w:color w:val="0000FF"/>
-        </w:rPr>
-        <w:t xml:space="preserve"> </w:t>
-      </w:r>
-      <w:r>
-        <w:rPr>
-          <w:color w:val="0000FF"/>
-        </w:rPr>
-        <w:t xml:space="preserve">Sensor</w:t>
-      </w:r>
-      <w:r>
-        <w:rPr>
-          <w:color w:val="0000FF"/>
-        </w:rPr>
-        <w:t xml:space="preserve"> </w:t>
-      </w:r>
-      <w:r>
-        <w:rPr>
-          <w:color w:val="0000FF"/>
-        </w:rPr>
-        <w:t xml:space="preserve">PT SKF</w:t>
+        <w:t xml:space="preserve">Praproses Data Sensor PT SKF</w:t>
       </w:r>
     </w:p>
     <w:p>
@@ -460,394 +421,25 @@
         <w:pStyle w:val="Paragraf"/>
       </w:pPr>
       <w:r>
-        <w:rPr>
-          <w:color w:val="0000FF"/>
-        </w:rPr>
-        <w:t xml:space="preserve">Data</w:t>
-      </w:r>
-      <w:r>
-        <w:rPr>
-          <w:color w:val="0000FF"/>
-        </w:rPr>
-        <w:t xml:space="preserve"> </w:t>
-      </w:r>
-      <w:r>
-        <w:rPr>
-          <w:color w:val="0000FF"/>
-        </w:rPr>
-        <w:t xml:space="preserve">sensor</w:t>
-      </w:r>
-      <w:r>
-        <w:rPr>
-          <w:color w:val="0000FF"/>
-        </w:rPr>
-        <w:t xml:space="preserve"> </w:t>
-      </w:r>
-      <w:r>
-        <w:rPr>
-          <w:color w:val="0000FF"/>
-        </w:rPr>
-        <w:t xml:space="preserve">yang</w:t>
-      </w:r>
-      <w:r>
-        <w:rPr>
-          <w:color w:val="0000FF"/>
-        </w:rPr>
-        <w:t xml:space="preserve"> </w:t>
-      </w:r>
-      <w:r>
-        <w:rPr>
-          <w:color w:val="0000FF"/>
-        </w:rPr>
-        <w:t xml:space="preserve">diperoleh</w:t>
-      </w:r>
-      <w:r>
-        <w:rPr>
-          <w:color w:val="0000FF"/>
-        </w:rPr>
-        <w:t xml:space="preserve"> </w:t>
-      </w:r>
-      <w:r>
-        <w:rPr>
-          <w:color w:val="0000FF"/>
-        </w:rPr>
-        <w:t xml:space="preserve">dari</w:t>
-      </w:r>
-      <w:r>
-        <w:rPr>
-          <w:color w:val="0000FF"/>
-        </w:rPr>
-        <w:t xml:space="preserve"> </w:t>
-      </w:r>
-      <w:r>
-        <w:rPr>
-          <w:color w:val="0000FF"/>
-        </w:rPr>
-        <w:t xml:space="preserve">platform</w:t>
-      </w:r>
-      <w:r>
-        <w:rPr>
-          <w:color w:val="0000FF"/>
-        </w:rPr>
-        <w:t xml:space="preserve"> </w:t>
-      </w:r>
-      <w:r>
-        <w:rPr>
-          <w:color w:val="0000FF"/>
-        </w:rPr>
-        <w:t xml:space="preserve">AWS</w:t>
-      </w:r>
-      <w:r>
-        <w:rPr>
-          <w:color w:val="0000FF"/>
-        </w:rPr>
-        <w:t xml:space="preserve"> </w:t>
-      </w:r>
-      <w:r>
-        <w:rPr>
-          <w:color w:val="0000FF"/>
-        </w:rPr>
-        <w:t xml:space="preserve">Cloud</w:t>
-      </w:r>
-      <w:r>
-        <w:rPr>
-          <w:color w:val="0000FF"/>
-        </w:rPr>
-        <w:t xml:space="preserve"> </w:t>
-      </w:r>
-      <w:r>
-        <w:rPr>
-          <w:color w:val="0000FF"/>
-        </w:rPr>
-        <w:t xml:space="preserve">melalui</w:t>
-      </w:r>
-      <w:r>
-        <w:rPr>
-          <w:color w:val="0000FF"/>
-        </w:rPr>
-        <w:t xml:space="preserve"> </w:t>
-      </w:r>
-      <w:r>
-        <w:rPr>
-          <w:color w:val="0000FF"/>
-        </w:rPr>
-        <w:t xml:space="preserve">unit</w:t>
-      </w:r>
-      <w:r>
-        <w:rPr>
-          <w:color w:val="0000FF"/>
-        </w:rPr>
-        <w:t xml:space="preserve"> </w:t>
-      </w:r>
-      <w:r>
-        <w:rPr>
-          <w:color w:val="0000FF"/>
-        </w:rPr>
-        <w:t xml:space="preserve">akuisisi</w:t>
-      </w:r>
-      <w:r>
-        <w:rPr>
-          <w:color w:val="0000FF"/>
-        </w:rPr>
-        <w:t xml:space="preserve"> </w:t>
-      </w:r>
-      <w:r>
-        <w:rPr>
-          <w:color w:val="0000FF"/>
-        </w:rPr>
-        <w:t xml:space="preserve">SKF IMx-8</w:t>
-      </w:r>
-      <w:r>
-        <w:rPr>
-          <w:color w:val="0000FF"/>
-        </w:rPr>
-        <w:t xml:space="preserve"> </w:t>
-      </w:r>
-      <w:r>
-        <w:rPr>
-          <w:color w:val="0000FF"/>
-        </w:rPr>
-        <w:t xml:space="preserve">tidak</w:t>
-      </w:r>
-      <w:r>
-        <w:rPr>
-          <w:color w:val="0000FF"/>
-        </w:rPr>
-        <w:t xml:space="preserve"> </w:t>
-      </w:r>
-      <w:r>
-        <w:rPr>
-          <w:color w:val="0000FF"/>
-        </w:rPr>
-        <w:t xml:space="preserve">dapat</w:t>
-      </w:r>
-      <w:r>
-        <w:rPr>
-          <w:color w:val="0000FF"/>
-        </w:rPr>
-        <w:t xml:space="preserve"> </w:t>
-      </w:r>
-      <w:r>
-        <w:rPr>
-          <w:color w:val="0000FF"/>
-        </w:rPr>
-        <w:t xml:space="preserve">langsung</w:t>
-      </w:r>
-      <w:r>
-        <w:rPr>
-          <w:color w:val="0000FF"/>
-        </w:rPr>
-        <w:t xml:space="preserve"> </w:t>
-      </w:r>
-      <w:r>
-        <w:rPr>
-          <w:color w:val="0000FF"/>
-        </w:rPr>
-        <w:t xml:space="preserve">digunakan</w:t>
-      </w:r>
-      <w:r>
-        <w:rPr>
-          <w:color w:val="0000FF"/>
-        </w:rPr>
-        <w:t xml:space="preserve"> </w:t>
-      </w:r>
-      <w:r>
-        <w:rPr>
-          <w:color w:val="0000FF"/>
-        </w:rPr>
-        <w:t xml:space="preserve">sebagai</w:t>
-      </w:r>
-      <w:r>
-        <w:rPr>
-          <w:color w:val="0000FF"/>
-        </w:rPr>
-        <w:t xml:space="preserve"> </w:t>
-      </w:r>
-      <w:r>
-        <w:rPr>
-          <w:color w:val="0000FF"/>
-        </w:rPr>
-        <w:t xml:space="preserve">input</w:t>
-      </w:r>
-      <w:r>
-        <w:rPr>
-          <w:color w:val="0000FF"/>
-        </w:rPr>
-        <w:t xml:space="preserve"> </w:t>
-      </w:r>
-      <w:r>
-        <w:rPr>
-          <w:color w:val="0000FF"/>
-        </w:rPr>
-        <w:t xml:space="preserve">model</w:t>
-      </w:r>
-      <w:r>
-        <w:rPr>
-          <w:color w:val="0000FF"/>
-        </w:rPr>
-        <w:t xml:space="preserve"> </w:t>
-      </w:r>
-      <w:r>
-        <w:rPr>
-          <w:color w:val="0000FF"/>
-        </w:rPr>
-        <w:t xml:space="preserve">tanpa</w:t>
-      </w:r>
-      <w:r>
-        <w:rPr>
-          <w:color w:val="0000FF"/>
-        </w:rPr>
-        <w:t xml:space="preserve"> </w:t>
-      </w:r>
-      <w:r>
-        <w:rPr>
-          <w:color w:val="0000FF"/>
-        </w:rPr>
-        <w:t xml:space="preserve">melewati</w:t>
-      </w:r>
-      <w:r>
-        <w:rPr>
-          <w:color w:val="0000FF"/>
-        </w:rPr>
-        <w:t xml:space="preserve"> </w:t>
-      </w:r>
-      <w:r>
-        <w:rPr>
-          <w:color w:val="0000FF"/>
-        </w:rPr>
-        <w:t xml:space="preserve">tahap</w:t>
-      </w:r>
-      <w:r>
-        <w:rPr>
-          <w:color w:val="0000FF"/>
-        </w:rPr>
-        <w:t xml:space="preserve"> </w:t>
-      </w:r>
-      <w:r>
-        <w:rPr>
-          <w:color w:val="0000FF"/>
-        </w:rPr>
-        <w:t xml:space="preserve">praproses.</w:t>
-      </w:r>
-      <w:r>
-        <w:rPr>
-          <w:color w:val="0000FF"/>
-        </w:rPr>
-        <w:t xml:space="preserve"> </w:t>
-      </w:r>
-      <w:r>
-        <w:rPr>
-          <w:color w:val="0000FF"/>
-        </w:rPr>
-        <w:t xml:space="preserve">Alur</w:t>
-      </w:r>
-      <w:r>
-        <w:rPr>
-          <w:color w:val="0000FF"/>
-        </w:rPr>
-        <w:t xml:space="preserve"> </w:t>
-      </w:r>
-      <w:r>
-        <w:rPr>
-          <w:color w:val="0000FF"/>
-        </w:rPr>
-        <w:t xml:space="preserve">praproses</w:t>
-      </w:r>
-      <w:r>
-        <w:rPr>
-          <w:color w:val="0000FF"/>
-        </w:rPr>
-        <w:t xml:space="preserve"> </w:t>
-      </w:r>
-      <w:r>
-        <w:rPr>
-          <w:color w:val="0000FF"/>
-        </w:rPr>
-        <w:t xml:space="preserve">data</w:t>
-      </w:r>
-      <w:r>
-        <w:rPr>
-          <w:color w:val="0000FF"/>
-        </w:rPr>
-        <w:t xml:space="preserve"> </w:t>
-      </w:r>
-      <w:r>
-        <w:rPr>
-          <w:color w:val="0000FF"/>
-        </w:rPr>
-        <w:t xml:space="preserve">sensor</w:t>
-      </w:r>
-      <w:r>
-        <w:rPr>
-          <w:color w:val="0000FF"/>
-        </w:rPr>
-        <w:t xml:space="preserve"> </w:t>
-      </w:r>
-      <w:r>
-        <w:rPr>
-          <w:color w:val="0000FF"/>
-        </w:rPr>
-        <w:t xml:space="preserve">PT SKF</w:t>
-      </w:r>
-      <w:r>
-        <w:rPr>
-          <w:color w:val="0000FF"/>
-        </w:rPr>
-        <w:t xml:space="preserve"> </w:t>
-      </w:r>
-      <w:r>
-        <w:rPr>
-          <w:color w:val="0000FF"/>
-        </w:rPr>
-        <w:t xml:space="preserve">Indonesia</w:t>
-      </w:r>
-      <w:r>
-        <w:rPr>
-          <w:color w:val="0000FF"/>
-        </w:rPr>
-        <w:t xml:space="preserve"> </w:t>
-      </w:r>
-      <w:r>
-        <w:rPr>
-          <w:color w:val="0000FF"/>
-        </w:rPr>
-        <w:t xml:space="preserve">terdiri</w:t>
-      </w:r>
-      <w:r>
-        <w:rPr>
-          <w:color w:val="0000FF"/>
-        </w:rPr>
-        <w:t xml:space="preserve"> </w:t>
-      </w:r>
-      <w:r>
-        <w:rPr>
-          <w:color w:val="0000FF"/>
-        </w:rPr>
-        <w:t xml:space="preserve">atas</w:t>
-      </w:r>
-      <w:r>
-        <w:rPr>
-          <w:color w:val="0000FF"/>
-        </w:rPr>
-        <w:t xml:space="preserve"> </w:t>
-      </w:r>
-      <w:r>
-        <w:rPr>
-          <w:color w:val="0000FF"/>
-        </w:rPr>
-        <w:t xml:space="preserve">langkah-langkah</w:t>
-      </w:r>
-      <w:r>
-        <w:rPr>
-          <w:color w:val="0000FF"/>
-        </w:rPr>
-        <w:t xml:space="preserve"> </w:t>
-      </w:r>
-      <w:r>
-        <w:rPr>
-          <w:color w:val="0000FF"/>
-        </w:rPr>
-        <w:t xml:space="preserve">berikut.</w:t>
+        <w:t xml:space="preserve">Data sensor yang diperoleh dari platform AWS Cloud melalui unit akuisisi</w:t>
+      </w:r>
+      <w:r>
+        <w:t xml:space="preserve"> </w:t>
+      </w:r>
+      <w:r>
+        <w:t xml:space="preserve">SKF IMx-8 tidak dapat langsung digunakan sebagai input model tanpa melewati</w:t>
+      </w:r>
+      <w:r>
+        <w:t xml:space="preserve"> </w:t>
+      </w:r>
+      <w:r>
+        <w:t xml:space="preserve">tahap praproses. Alur praproses data sensor PT SKF Indonesia terdiri atas</w:t>
+      </w:r>
+      <w:r>
+        <w:t xml:space="preserve"> </w:t>
+      </w:r>
+      <w:r>
+        <w:t xml:space="preserve">langkah-langkah berikut.</w:t>
       </w:r>
     </w:p>
     <w:p>
@@ -1280,322 +872,19 @@
         <w:pStyle w:val="Paragraf"/>
       </w:pPr>
       <w:r>
-        <w:rPr>
-          <w:color w:val="0000FF"/>
-        </w:rPr>
-        <w:t xml:space="preserve">Alur</w:t>
-      </w:r>
-      <w:r>
-        <w:rPr>
-          <w:color w:val="0000FF"/>
-        </w:rPr>
-        <w:t xml:space="preserve"> </w:t>
-      </w:r>
-      <w:r>
-        <w:rPr>
-          <w:color w:val="0000FF"/>
-        </w:rPr>
-        <w:t xml:space="preserve">praproses</w:t>
-      </w:r>
-      <w:r>
-        <w:rPr>
-          <w:color w:val="0000FF"/>
-        </w:rPr>
-        <w:t xml:space="preserve"> </w:t>
-      </w:r>
-      <w:r>
-        <w:rPr>
-          <w:color w:val="0000FF"/>
-        </w:rPr>
-        <w:t xml:space="preserve">di</w:t>
-      </w:r>
-      <w:r>
-        <w:rPr>
-          <w:color w:val="0000FF"/>
-        </w:rPr>
-        <w:t xml:space="preserve"> </w:t>
-      </w:r>
-      <w:r>
-        <w:rPr>
-          <w:color w:val="0000FF"/>
-        </w:rPr>
-        <w:t xml:space="preserve">atas</w:t>
-      </w:r>
-      <w:r>
-        <w:rPr>
-          <w:color w:val="0000FF"/>
-        </w:rPr>
-        <w:t xml:space="preserve"> </w:t>
-      </w:r>
-      <w:r>
-        <w:rPr>
-          <w:color w:val="0000FF"/>
-        </w:rPr>
-        <w:t xml:space="preserve">mengikuti</w:t>
-      </w:r>
-      <w:r>
-        <w:rPr>
-          <w:color w:val="0000FF"/>
-        </w:rPr>
-        <w:t xml:space="preserve"> </w:t>
-      </w:r>
-      <w:r>
-        <w:rPr>
-          <w:color w:val="0000FF"/>
-        </w:rPr>
-        <w:t xml:space="preserve">kerangka</w:t>
-      </w:r>
-      <w:r>
-        <w:rPr>
-          <w:color w:val="0000FF"/>
-        </w:rPr>
-        <w:t xml:space="preserve"> </w:t>
-      </w:r>
-      <w:r>
-        <w:rPr>
-          <w:color w:val="0000FF"/>
-        </w:rPr>
-        <w:t xml:space="preserve">tujuh</w:t>
-      </w:r>
-      <w:r>
-        <w:rPr>
-          <w:color w:val="0000FF"/>
-        </w:rPr>
-        <w:t xml:space="preserve"> </w:t>
-      </w:r>
-      <w:r>
-        <w:rPr>
-          <w:color w:val="0000FF"/>
-        </w:rPr>
-        <w:t xml:space="preserve">tahapan</w:t>
-      </w:r>
-      <w:r>
-        <w:rPr>
-          <w:color w:val="0000FF"/>
-        </w:rPr>
-        <w:t xml:space="preserve"> </w:t>
-      </w:r>
-      <w:r>
-        <w:rPr>
-          <w:color w:val="0000FF"/>
-        </w:rPr>
-        <w:t xml:space="preserve">yang</w:t>
-      </w:r>
-      <w:r>
-        <w:rPr>
-          <w:color w:val="0000FF"/>
-        </w:rPr>
-        <w:t xml:space="preserve"> </w:t>
-      </w:r>
-      <w:r>
-        <w:rPr>
-          <w:color w:val="0000FF"/>
-        </w:rPr>
-        <w:t xml:space="preserve">diuraikan</w:t>
-      </w:r>
-      <w:r>
-        <w:rPr>
-          <w:color w:val="0000FF"/>
-        </w:rPr>
-        <w:t xml:space="preserve"> </w:t>
-      </w:r>
-      <w:r>
-        <w:rPr>
-          <w:color w:val="0000FF"/>
-        </w:rPr>
-        <w:t xml:space="preserve">pada</w:t>
-      </w:r>
-      <w:r>
-        <w:rPr>
-          <w:color w:val="0000FF"/>
-        </w:rPr>
-        <w:t xml:space="preserve"> </w:t>
-      </w:r>
-      <w:r>
-        <w:rPr>
-          <w:color w:val="0000FF"/>
-        </w:rPr>
-        <w:t xml:space="preserve">Bab III</w:t>
-      </w:r>
-      <w:r>
-        <w:rPr>
-          <w:color w:val="0000FF"/>
-        </w:rPr>
-        <w:t xml:space="preserve"> </w:t>
-      </w:r>
-      <w:r>
-        <w:rPr>
-          <w:color w:val="0000FF"/>
-        </w:rPr>
-        <w:t xml:space="preserve">Subbab III.2.5,</w:t>
-      </w:r>
-      <w:r>
-        <w:rPr>
-          <w:color w:val="0000FF"/>
-        </w:rPr>
-        <w:t xml:space="preserve"> </w:t>
-      </w:r>
-      <w:r>
-        <w:rPr>
-          <w:color w:val="0000FF"/>
-        </w:rPr>
-        <w:t xml:space="preserve">dengan</w:t>
-      </w:r>
-      <w:r>
-        <w:rPr>
-          <w:color w:val="0000FF"/>
-        </w:rPr>
-        <w:t xml:space="preserve"> </w:t>
-      </w:r>
-      <w:r>
-        <w:rPr>
-          <w:color w:val="0000FF"/>
-        </w:rPr>
-        <w:t xml:space="preserve">penyesuaian</w:t>
-      </w:r>
-      <w:r>
-        <w:rPr>
-          <w:color w:val="0000FF"/>
-        </w:rPr>
-        <w:t xml:space="preserve"> </w:t>
-      </w:r>
-      <w:r>
-        <w:rPr>
-          <w:color w:val="0000FF"/>
-        </w:rPr>
-        <w:t xml:space="preserve">pada</w:t>
-      </w:r>
-      <w:r>
-        <w:rPr>
-          <w:color w:val="0000FF"/>
-        </w:rPr>
-        <w:t xml:space="preserve"> </w:t>
-      </w:r>
-      <w:r>
-        <w:rPr>
-          <w:color w:val="0000FF"/>
-        </w:rPr>
-        <w:t xml:space="preserve">langkah</w:t>
-      </w:r>
-      <w:r>
-        <w:rPr>
-          <w:color w:val="0000FF"/>
-        </w:rPr>
-        <w:t xml:space="preserve"> </w:t>
-      </w:r>
-      <w:r>
-        <w:rPr>
-          <w:color w:val="0000FF"/>
-        </w:rPr>
-        <w:t xml:space="preserve">sinkronisasi</w:t>
-      </w:r>
-      <w:r>
-        <w:rPr>
-          <w:color w:val="0000FF"/>
-        </w:rPr>
-        <w:t xml:space="preserve"> </w:t>
-      </w:r>
-      <w:r>
-        <w:rPr>
-          <w:color w:val="0000FF"/>
-        </w:rPr>
-        <w:t xml:space="preserve">VC/RCC</w:t>
-      </w:r>
-      <w:r>
-        <w:rPr>
-          <w:color w:val="0000FF"/>
-        </w:rPr>
-        <w:t xml:space="preserve"> </w:t>
-      </w:r>
-      <w:r>
-        <w:rPr>
-          <w:color w:val="0000FF"/>
-        </w:rPr>
-        <w:t xml:space="preserve">yang</w:t>
-      </w:r>
-      <w:r>
-        <w:rPr>
-          <w:color w:val="0000FF"/>
-        </w:rPr>
-        <w:t xml:space="preserve"> </w:t>
-      </w:r>
-      <w:r>
-        <w:rPr>
-          <w:color w:val="0000FF"/>
-        </w:rPr>
-        <w:t xml:space="preserve">spesifik</w:t>
-      </w:r>
-      <w:r>
-        <w:rPr>
-          <w:color w:val="0000FF"/>
-        </w:rPr>
-        <w:t xml:space="preserve"> </w:t>
-      </w:r>
-      <w:r>
-        <w:rPr>
-          <w:color w:val="0000FF"/>
-        </w:rPr>
-        <w:t xml:space="preserve">untuk</w:t>
-      </w:r>
-      <w:r>
-        <w:rPr>
-          <w:color w:val="0000FF"/>
-        </w:rPr>
-        <w:t xml:space="preserve"> </w:t>
-      </w:r>
-      <w:r>
-        <w:rPr>
-          <w:color w:val="0000FF"/>
-        </w:rPr>
-        <w:t xml:space="preserve">konfigurasi</w:t>
-      </w:r>
-      <w:r>
-        <w:rPr>
-          <w:color w:val="0000FF"/>
-        </w:rPr>
-        <w:t xml:space="preserve"> </w:t>
-      </w:r>
-      <w:r>
-        <w:rPr>
-          <w:color w:val="0000FF"/>
-        </w:rPr>
-        <w:t xml:space="preserve">lini</w:t>
-      </w:r>
-      <w:r>
-        <w:rPr>
-          <w:color w:val="0000FF"/>
-        </w:rPr>
-        <w:t xml:space="preserve"> </w:t>
-      </w:r>
-      <w:r>
-        <w:rPr>
-          <w:color w:val="0000FF"/>
-        </w:rPr>
-        <w:t xml:space="preserve">produksi</w:t>
-      </w:r>
-      <w:r>
-        <w:rPr>
-          <w:color w:val="0000FF"/>
-        </w:rPr>
-        <w:t xml:space="preserve"> </w:t>
-      </w:r>
-      <w:r>
-        <w:rPr>
-          <w:color w:val="0000FF"/>
-        </w:rPr>
-        <w:t xml:space="preserve">PT SKF</w:t>
-      </w:r>
-      <w:r>
-        <w:rPr>
-          <w:color w:val="0000FF"/>
-        </w:rPr>
-        <w:t xml:space="preserve"> </w:t>
-      </w:r>
-      <w:r>
-        <w:rPr>
-          <w:color w:val="0000FF"/>
-        </w:rPr>
-        <w:t xml:space="preserve">Indonesia.</w:t>
+        <w:t xml:space="preserve">Alur praproses di atas mengikuti kerangka tujuh tahapan yang diuraikan</w:t>
+      </w:r>
+      <w:r>
+        <w:t xml:space="preserve"> </w:t>
+      </w:r>
+      <w:r>
+        <w:t xml:space="preserve">pada Bab III Subbab III.2.5, dengan penyesuaian pada langkah sinkronisasi</w:t>
+      </w:r>
+      <w:r>
+        <w:t xml:space="preserve"> </w:t>
+      </w:r>
+      <w:r>
+        <w:t xml:space="preserve">VC/RCC yang spesifik untuk konfigurasi lini produksi PT SKF Indonesia.</w:t>
       </w:r>
     </w:p>
     <w:p>
@@ -2286,7 +1575,7 @@
         <w:t xml:space="preserve"> </w:t>
       </w:r>
       <w:r>
-        <w:t xml:space="preserve">(lihat Subbab D.4).</w:t>
+        <w:t xml:space="preserve">(lihat Subbab D.5).</w:t>
       </w:r>
     </w:p>
     <w:p>
@@ -3058,7 +2347,7 @@
       <w:type w:val="continuous"/>
       <w:pgSz w:code="9" w:h="16839" w:w="11907"/>
       <w:pgMar w:bottom="1699" w:footer="720" w:gutter="0" w:header="720" w:left="2275" w:right="1699" w:top="1699"/>
-      <w:pgNumType w:fmt="decimal" w:start="131"/>
+      <w:pgNumType w:fmt="decimal" w:start="143"/>
       <w:cols w:space="720"/>
       <w:docGrid w:linePitch="360"/>
     </w:sectPr>
